--- a/week-11-field-consultation/week-11-field-consultation.docx
+++ b/week-11-field-consultation/week-11-field-consultation.docx
@@ -71,7 +71,7 @@
         <w:rPr>
           <w:b w:val="0"/>
         </w:rPr>
-        <w:t>Bring your Investigation Plan and whatever you have collected so far. We will talk through what you are teaching (which of the Before, During, and/or After), what student work you are gathering, and any roadblocks — a placement that shifted, a student who is out, an artifact that is not capturing what you hoped. Come with questions.</w:t>
+        <w:t>Bring your Investigation Plan — the PDF from BDA Planner, or the app open on a laptop or iPad — and whatever you have collected so far. We will talk through what you are teaching (which of the Before, During, and/or After), what student work you are gathering, and any roadblocks — a placement that shifted, a student who is out, an artifact that is not capturing what you hoped. Come with questions.</w:t>
       </w:r>
     </w:p>
     <w:p>
